--- a/cv.docx
+++ b/cv.docx
@@ -7,13 +7,7 @@
         <w:pStyle w:val="Title"/>
       </w:pPr>
       <w:r>
-        <w:t xml:space="preserve">Theo</w:t>
-      </w:r>
-      <w:r>
-        <w:t xml:space="preserve"> </w:t>
-      </w:r>
-      <w:r>
-        <w:t xml:space="preserve">Blauberg</w:t>
+        <w:t xml:space="preserve">Theo Blauberg</w:t>
       </w:r>
     </w:p>
     <w:bookmarkStart w:id="20" w:name="profile"/>
@@ -30,7 +24,7 @@
         <w:pStyle w:val="FirstParagraph"/>
       </w:pPr>
       <w:r>
-        <w:t xml:space="preserve">I am a professional with a advanced degree in Economics, and a nearly finished one in Data Science from the University of Helsinki. I have specialized in machine learning methods, particularly Bayesian ones, and also have experience in econometrics, statistics, and mathematics. I’m proficient in R, Python, and SQL, and have worked extensively on building and maintaining data pipelines, creating machine learning models, and informative data visualization.</w:t>
+        <w:t xml:space="preserve">Senior Analytics Engineer with an advanced degree in Economics and extensive experience in machine learning, econometrics, and data engineering. Currently completing a Master’s in Data Science at the University of Helsinki. Proficient in R, Python, SQL, and GPU computing. Experienced in building production ML models, data pipelines, and interactive data applications.</w:t>
       </w:r>
     </w:p>
     <w:bookmarkEnd w:id="20"/>
@@ -98,7 +92,7 @@
       </w:hyperlink>
     </w:p>
     <w:bookmarkEnd w:id="23"/>
-    <w:bookmarkStart w:id="29" w:name="education"/>
+    <w:bookmarkStart w:id="30" w:name="education"/>
     <w:p>
       <w:pPr>
         <w:pStyle w:val="Heading2"/>
@@ -107,7 +101,7 @@
         <w:t xml:space="preserve">Education</w:t>
       </w:r>
     </w:p>
-    <w:bookmarkStart w:id="24" w:name="masters-program-in-data-science"/>
+    <w:bookmarkStart w:id="25" w:name="masters-program-in-data-science"/>
     <w:p>
       <w:pPr>
         <w:pStyle w:val="Heading3"/>
@@ -168,11 +162,36 @@
         </w:numPr>
       </w:pPr>
       <w:r>
-        <w:t xml:space="preserve">Specializing in machine learning methods, with a particular emphasis on Bayesian methods.</w:t>
-      </w:r>
-    </w:p>
-    <w:bookmarkEnd w:id="24"/>
-    <w:bookmarkStart w:id="26" w:name="masters-program-in-economics"/>
+        <w:t xml:space="preserve">Specializing in machine learning methods with emphasis on GPU-accelerated computing.</w:t>
+      </w:r>
+    </w:p>
+    <w:p>
+      <w:pPr>
+        <w:pStyle w:val="Compact"/>
+        <w:numPr>
+          <w:ilvl w:val="0"/>
+          <w:numId w:val="1001"/>
+        </w:numPr>
+      </w:pPr>
+      <w:hyperlink r:id="rId24">
+        <w:r>
+          <w:rPr>
+            <w:rStyle w:val="Hyperlink"/>
+            <w:b/>
+            <w:bCs/>
+          </w:rPr>
+          <w:t xml:space="preserve">Thesis:</w:t>
+        </w:r>
+      </w:hyperlink>
+      <w:r>
+        <w:t xml:space="preserve"> </w:t>
+      </w:r>
+      <w:r>
+        <w:t xml:space="preserve">A novel approach to detecting long-running fraud patterns using sequence models.</w:t>
+      </w:r>
+    </w:p>
+    <w:bookmarkEnd w:id="25"/>
+    <w:bookmarkStart w:id="27" w:name="masters-program-in-economics"/>
     <w:p>
       <w:pPr>
         <w:pStyle w:val="Heading3"/>
@@ -196,7 +215,7 @@
         <w:br/>
       </w:r>
       <w:r>
-        <w:t xml:space="preserve">09/2020 – 12/2022</w:t>
+        <w:t xml:space="preserve">09/2020 - 12/2022</w:t>
       </w:r>
       <w:r>
         <w:br/>
@@ -254,7 +273,7 @@
           <w:numId w:val="1002"/>
         </w:numPr>
       </w:pPr>
-      <w:hyperlink r:id="rId25">
+      <w:hyperlink r:id="rId26">
         <w:r>
           <w:rPr>
             <w:rStyle w:val="Hyperlink"/>
@@ -271,8 +290,8 @@
         <w:t xml:space="preserve">Impact of Policy Shocks in the EU Emissions Trading System on Finland.</w:t>
       </w:r>
     </w:p>
-    <w:bookmarkEnd w:id="26"/>
-    <w:bookmarkStart w:id="27" w:name="exchange-program"/>
+    <w:bookmarkEnd w:id="27"/>
+    <w:bookmarkStart w:id="28" w:name="exchange-program"/>
     <w:p>
       <w:pPr>
         <w:pStyle w:val="Heading3"/>
@@ -296,17 +315,17 @@
         <w:br/>
       </w:r>
       <w:r>
-        <w:t xml:space="preserve">09/2018 – 06/2019</w:t>
+        <w:t xml:space="preserve">09/2018 - 06/2019</w:t>
       </w:r>
       <w:r>
         <w:br/>
       </w:r>
       <w:r>
-        <w:t xml:space="preserve">Studied Chinese language, politics, and economics, and their implications for other East Asian countries.</w:t>
-      </w:r>
-    </w:p>
-    <w:bookmarkEnd w:id="27"/>
-    <w:bookmarkStart w:id="28" w:name="language-course"/>
+        <w:t xml:space="preserve">Studied Chinese language, politics, and economics, with focus on East Asian economic development.</w:t>
+      </w:r>
+    </w:p>
+    <w:bookmarkEnd w:id="28"/>
+    <w:bookmarkStart w:id="29" w:name="language-course"/>
     <w:p>
       <w:pPr>
         <w:pStyle w:val="Heading3"/>
@@ -330,46 +349,116 @@
         <w:br/>
       </w:r>
       <w:r>
-        <w:t xml:space="preserve">09/2015 – 12/2015</w:t>
+        <w:t xml:space="preserve">09/2015 - 12/2015</w:t>
       </w:r>
       <w:r>
         <w:br/>
       </w:r>
       <w:r>
-        <w:t xml:space="preserve">Strengthened German language skills through a language course.</w:t>
-      </w:r>
-    </w:p>
-    <w:bookmarkEnd w:id="28"/>
+        <w:t xml:space="preserve">Intensive German language studies.</w:t>
+      </w:r>
+    </w:p>
     <w:bookmarkEnd w:id="29"/>
-    <w:bookmarkStart w:id="30" w:name="certifications"/>
+    <w:bookmarkEnd w:id="30"/>
+    <w:bookmarkStart w:id="31" w:name="technical-skills"/>
     <w:p>
       <w:pPr>
         <w:pStyle w:val="Heading2"/>
       </w:pPr>
       <w:r>
-        <w:t xml:space="preserve">Certifications</w:t>
-      </w:r>
-    </w:p>
-    <w:p>
-      <w:pPr>
-        <w:pStyle w:val="Compact"/>
-        <w:numPr>
-          <w:ilvl w:val="0"/>
-          <w:numId w:val="1003"/>
-        </w:numPr>
+        <w:t xml:space="preserve">Technical Skills</w:t>
+      </w:r>
+    </w:p>
+    <w:p>
+      <w:pPr>
+        <w:pStyle w:val="FirstParagraph"/>
       </w:pPr>
       <w:r>
         <w:rPr>
           <w:b/>
           <w:bCs/>
         </w:rPr>
-        <w:t xml:space="preserve">DataCamp</w:t>
-      </w:r>
-      <w:r>
-        <w:t xml:space="preserve"> </w:t>
-      </w:r>
-      <w:r>
-        <w:t xml:space="preserve">Deep Learning in Python</w:t>
+        <w:t xml:space="preserve">Languages:</w:t>
+      </w:r>
+      <w:r>
+        <w:t xml:space="preserve"> </w:t>
+      </w:r>
+      <w:r>
+        <w:t xml:space="preserve">R, Python, SQL, Julia, C++</w:t>
+      </w:r>
+      <w:r>
+        <w:br/>
+      </w:r>
+      <w:r>
+        <w:rPr>
+          <w:b/>
+          <w:bCs/>
+        </w:rPr>
+        <w:t xml:space="preserve">ML/AI:</w:t>
+      </w:r>
+      <w:r>
+        <w:t xml:space="preserve"> </w:t>
+      </w:r>
+      <w:r>
+        <w:t xml:space="preserve">PyTorch, scikit-learn, LLMs</w:t>
+      </w:r>
+      <w:r>
+        <w:br/>
+      </w:r>
+      <w:r>
+        <w:rPr>
+          <w:b/>
+          <w:bCs/>
+        </w:rPr>
+        <w:t xml:space="preserve">Data:</w:t>
+      </w:r>
+      <w:r>
+        <w:t xml:space="preserve"> </w:t>
+      </w:r>
+      <w:r>
+        <w:t xml:space="preserve">dplyr, pandas, Arrow, RAPIDS</w:t>
+      </w:r>
+      <w:r>
+        <w:br/>
+      </w:r>
+      <w:r>
+        <w:rPr>
+          <w:b/>
+          <w:bCs/>
+        </w:rPr>
+        <w:t xml:space="preserve">Web:</w:t>
+      </w:r>
+      <w:r>
+        <w:t xml:space="preserve"> </w:t>
+      </w:r>
+      <w:r>
+        <w:t xml:space="preserve">Shiny, Quarto, REST APIs</w:t>
+      </w:r>
+      <w:r>
+        <w:br/>
+      </w:r>
+      <w:r>
+        <w:rPr>
+          <w:b/>
+          <w:bCs/>
+        </w:rPr>
+        <w:t xml:space="preserve">Tools:</w:t>
+      </w:r>
+      <w:r>
+        <w:t xml:space="preserve"> </w:t>
+      </w:r>
+      <w:r>
+        <w:t xml:space="preserve">Git, Docker, Linux, CUDA</w:t>
+      </w:r>
+    </w:p>
+    <w:bookmarkEnd w:id="31"/>
+    <w:bookmarkStart w:id="32" w:name="certifications"/>
+    <w:p>
+      <w:pPr>
+        <w:pStyle w:val="Heading2"/>
+      </w:pPr>
+      <w:r>
+        <w:t xml:space="preserve">Certifications</w:t>
       </w:r>
     </w:p>
     <w:p>
@@ -435,7 +524,7 @@
         <w:t xml:space="preserve"> </w:t>
       </w:r>
       <w:r>
-        <w:t xml:space="preserve">Data Scientist with R</w:t>
+        <w:t xml:space="preserve">Deep Learning in Python</w:t>
       </w:r>
     </w:p>
     <w:p>
@@ -457,11 +546,11 @@
         <w:t xml:space="preserve"> </w:t>
       </w:r>
       <w:r>
-        <w:t xml:space="preserve">Data Visualization with R</w:t>
-      </w:r>
-    </w:p>
-    <w:bookmarkEnd w:id="30"/>
-    <w:bookmarkStart w:id="40" w:name="work-experience"/>
+        <w:t xml:space="preserve">Data Scientist with R</w:t>
+      </w:r>
+    </w:p>
+    <w:bookmarkEnd w:id="32"/>
+    <w:bookmarkStart w:id="43" w:name="work-experience"/>
     <w:p>
       <w:pPr>
         <w:pStyle w:val="Heading2"/>
@@ -470,13 +559,13 @@
         <w:t xml:space="preserve">Work Experience</w:t>
       </w:r>
     </w:p>
-    <w:bookmarkStart w:id="31" w:name="data-analyst-gfcp-expert"/>
+    <w:bookmarkStart w:id="33" w:name="senior-analytics-engineer"/>
     <w:p>
       <w:pPr>
         <w:pStyle w:val="Heading3"/>
       </w:pPr>
       <w:r>
-        <w:t xml:space="preserve">Data Analyst (GFCP Expert)</w:t>
+        <w:t xml:space="preserve">Senior Analytics Engineer</w:t>
       </w:r>
     </w:p>
     <w:p>
@@ -496,7 +585,7 @@
         <w:pStyle w:val="BodyText"/>
       </w:pPr>
       <w:r>
-        <w:t xml:space="preserve">06/2023 -</w:t>
+        <w:t xml:space="preserve">07/2025 -</w:t>
       </w:r>
     </w:p>
     <w:p>
@@ -508,7 +597,7 @@
         </w:numPr>
       </w:pPr>
       <w:r>
-        <w:t xml:space="preserve">Collaborated within a team responsible for building, maintaining, and monitoring models that deliver real-time stopping power for card and account-to-account transactions.</w:t>
+        <w:t xml:space="preserve">Build, maintain, and monitor machine learning models that deliver real-time fraud detection for card and account-to-account transactions.</w:t>
       </w:r>
     </w:p>
     <w:p>
@@ -520,11 +609,23 @@
         </w:numPr>
       </w:pPr>
       <w:r>
-        <w:t xml:space="preserve">Developed and maintained an internal R package to facilitate data analysis and visualization. Additionally, spearheaded the establishment of a Data &amp; Analytics community within the department.</w:t>
-      </w:r>
-    </w:p>
-    <w:bookmarkEnd w:id="31"/>
-    <w:bookmarkStart w:id="35" w:name="data-analyst"/>
+        <w:t xml:space="preserve">Lead analytics initiatives with increased autonomy in model development and deployment decisions.</w:t>
+      </w:r>
+    </w:p>
+    <w:p>
+      <w:pPr>
+        <w:pStyle w:val="Compact"/>
+        <w:numPr>
+          <w:ilvl w:val="0"/>
+          <w:numId w:val="1004"/>
+        </w:numPr>
+      </w:pPr>
+      <w:r>
+        <w:t xml:space="preserve">Maintain an internal R package for data analysis and visualization, significantly improving team productivity.</w:t>
+      </w:r>
+    </w:p>
+    <w:bookmarkEnd w:id="33"/>
+    <w:bookmarkStart w:id="34" w:name="data-analyst"/>
     <w:p>
       <w:pPr>
         <w:pStyle w:val="Heading3"/>
@@ -542,7 +643,7 @@
           <w:b/>
           <w:bCs/>
         </w:rPr>
-        <w:t xml:space="preserve">VATT Data Room</w:t>
+        <w:t xml:space="preserve">Nordea</w:t>
       </w:r>
     </w:p>
     <w:p>
@@ -550,10 +651,7 @@
         <w:pStyle w:val="BodyText"/>
       </w:pPr>
       <w:r>
-        <w:t xml:space="preserve">08/2022 – 07/2023</w:t>
-      </w:r>
-      <w:r>
-        <w:br/>
+        <w:t xml:space="preserve">07/2023 - 07/2025</w:t>
       </w:r>
     </w:p>
     <w:p>
@@ -565,12 +663,66 @@
         </w:numPr>
       </w:pPr>
       <w:r>
-        <w:t xml:space="preserve">I was responsible for conducting analyses and co-authoring reports on electricity market data, with a particular focus on</w:t>
-      </w:r>
-      <w:r>
-        <w:t xml:space="preserve"> </w:t>
-      </w:r>
-      <w:hyperlink r:id="rId32">
+        <w:t xml:space="preserve">Collaborated within a team responsible for building and monitoring real-time fraud detection models.</w:t>
+      </w:r>
+    </w:p>
+    <w:p>
+      <w:pPr>
+        <w:pStyle w:val="Compact"/>
+        <w:numPr>
+          <w:ilvl w:val="0"/>
+          <w:numId w:val="1005"/>
+        </w:numPr>
+      </w:pPr>
+      <w:r>
+        <w:t xml:space="preserve">Developed internal tooling and established a Data &amp; Analytics community within the department.</w:t>
+      </w:r>
+    </w:p>
+    <w:bookmarkEnd w:id="34"/>
+    <w:bookmarkStart w:id="38" w:name="data-analyst-1"/>
+    <w:p>
+      <w:pPr>
+        <w:pStyle w:val="Heading3"/>
+      </w:pPr>
+      <w:r>
+        <w:t xml:space="preserve">Data Analyst</w:t>
+      </w:r>
+    </w:p>
+    <w:p>
+      <w:pPr>
+        <w:pStyle w:val="FirstParagraph"/>
+      </w:pPr>
+      <w:r>
+        <w:rPr>
+          <w:b/>
+          <w:bCs/>
+        </w:rPr>
+        <w:t xml:space="preserve">VATT Institute for Economic Research</w:t>
+      </w:r>
+    </w:p>
+    <w:p>
+      <w:pPr>
+        <w:pStyle w:val="BodyText"/>
+      </w:pPr>
+      <w:r>
+        <w:t xml:space="preserve">01/2023 - 06/2023</w:t>
+      </w:r>
+    </w:p>
+    <w:p>
+      <w:pPr>
+        <w:pStyle w:val="Compact"/>
+        <w:numPr>
+          <w:ilvl w:val="0"/>
+          <w:numId w:val="1006"/>
+        </w:numPr>
+      </w:pPr>
+      <w:r>
+        <w:t xml:space="preserve">Conducted analyses and co-authored research reports on electricity market data, focusing on</w:t>
+      </w:r>
+      <w:r>
+        <w:t xml:space="preserve"> </w:t>
+      </w:r>
+      <w:hyperlink r:id="rId35">
         <w:r>
           <w:rPr>
             <w:rStyle w:val="Hyperlink"/>
@@ -587,7 +739,7 @@
       <w:r>
         <w:t xml:space="preserve"> </w:t>
       </w:r>
-      <w:hyperlink r:id="rId33">
+      <w:hyperlink r:id="rId36">
         <w:r>
           <w:rPr>
             <w:rStyle w:val="Hyperlink"/>
@@ -607,7 +759,7 @@
         <w:pStyle w:val="Compact"/>
         <w:numPr>
           <w:ilvl w:val="0"/>
-          <w:numId w:val="1005"/>
+          <w:numId w:val="1006"/>
         </w:numPr>
       </w:pPr>
       <w:r>
@@ -616,23 +768,65 @@
       <w:r>
         <w:t xml:space="preserve"> </w:t>
       </w:r>
-      <w:hyperlink r:id="rId34">
+      <w:hyperlink r:id="rId37">
         <w:r>
           <w:rPr>
             <w:rStyle w:val="Hyperlink"/>
           </w:rPr>
-          <w:t xml:space="preserve">Shiny app-based web page</w:t>
+          <w:t xml:space="preserve">Shiny-based dashboard</w:t>
         </w:r>
       </w:hyperlink>
       <w:r>
         <w:t xml:space="preserve"> </w:t>
       </w:r>
       <w:r>
-        <w:t xml:space="preserve">to showcase research results, enabling interactive data visualization and enhancing the communication of findings to stakeholders.</w:t>
-      </w:r>
-    </w:p>
-    <w:bookmarkEnd w:id="35"/>
-    <w:bookmarkStart w:id="38" w:name="project-worker"/>
+        <w:t xml:space="preserve">for interactive data visualization.</w:t>
+      </w:r>
+    </w:p>
+    <w:bookmarkEnd w:id="38"/>
+    <w:bookmarkStart w:id="39" w:name="research-assistant"/>
+    <w:p>
+      <w:pPr>
+        <w:pStyle w:val="Heading3"/>
+      </w:pPr>
+      <w:r>
+        <w:t xml:space="preserve">Research Assistant</w:t>
+      </w:r>
+    </w:p>
+    <w:p>
+      <w:pPr>
+        <w:pStyle w:val="FirstParagraph"/>
+      </w:pPr>
+      <w:r>
+        <w:rPr>
+          <w:b/>
+          <w:bCs/>
+        </w:rPr>
+        <w:t xml:space="preserve">VATT Institute for Economic Research</w:t>
+      </w:r>
+    </w:p>
+    <w:p>
+      <w:pPr>
+        <w:pStyle w:val="BodyText"/>
+      </w:pPr>
+      <w:r>
+        <w:t xml:space="preserve">08/2022 - 01/2023</w:t>
+      </w:r>
+    </w:p>
+    <w:p>
+      <w:pPr>
+        <w:pStyle w:val="Compact"/>
+        <w:numPr>
+          <w:ilvl w:val="0"/>
+          <w:numId w:val="1007"/>
+        </w:numPr>
+      </w:pPr>
+      <w:r>
+        <w:t xml:space="preserve">Supported research projects with data preparation, analysis, and visualization tasks.</w:t>
+      </w:r>
+    </w:p>
+    <w:bookmarkEnd w:id="39"/>
+    <w:bookmarkStart w:id="41" w:name="project-worker"/>
     <w:p>
       <w:pPr>
         <w:pStyle w:val="Heading3"/>
@@ -658,41 +852,36 @@
         <w:pStyle w:val="BodyText"/>
       </w:pPr>
       <w:r>
-        <w:t xml:space="preserve">05/2022 – 08/2022</w:t>
-      </w:r>
-    </w:p>
-    <w:p>
-      <w:pPr>
-        <w:pStyle w:val="Compact"/>
-        <w:numPr>
-          <w:ilvl w:val="0"/>
-          <w:numId w:val="1006"/>
-        </w:numPr>
-      </w:pPr>
-      <w:r>
-        <w:t xml:space="preserve">I was responsible for data analysis in a</w:t>
-      </w:r>
-      <w:r>
-        <w:t xml:space="preserve"> </w:t>
-      </w:r>
-      <w:hyperlink r:id="rId36">
-        <w:r>
-          <w:rPr>
-            <w:rStyle w:val="Hyperlink"/>
-          </w:rPr>
-          <w:t xml:space="preserve">joint research project</w:t>
-        </w:r>
-      </w:hyperlink>
-      <w:r>
-        <w:t xml:space="preserve"> </w:t>
-      </w:r>
-      <w:r>
-        <w:t xml:space="preserve">by the City of Tampere, the University of Helsinki, and VATT. Responsibilities included preparing raw data for researchers and integrating external data sources. The data was then further utilized in a</w:t>
-      </w:r>
-      <w:r>
-        <w:t xml:space="preserve"> </w:t>
-      </w:r>
-      <w:hyperlink r:id="rId37">
+        <w:t xml:space="preserve">05/2022 - 08/2022</w:t>
+      </w:r>
+    </w:p>
+    <w:p>
+      <w:pPr>
+        <w:pStyle w:val="Compact"/>
+        <w:numPr>
+          <w:ilvl w:val="0"/>
+          <w:numId w:val="1008"/>
+        </w:numPr>
+      </w:pPr>
+      <w:r>
+        <w:t xml:space="preserve">Worked on the Keli project (Kestävämmän liikkumisen kehittäminen hiilijalanjälkilaskurin avulla), responsible for data analysis and visualization using the mobility carbon footprint calculator from the Tampere.Finland app.</w:t>
+      </w:r>
+    </w:p>
+    <w:p>
+      <w:pPr>
+        <w:pStyle w:val="Compact"/>
+        <w:numPr>
+          <w:ilvl w:val="0"/>
+          <w:numId w:val="1008"/>
+        </w:numPr>
+      </w:pPr>
+      <w:r>
+        <w:t xml:space="preserve">Project co-funded by the Ministry of the Environment. Results published in a</w:t>
+      </w:r>
+      <w:r>
+        <w:t xml:space="preserve"> </w:t>
+      </w:r>
+      <w:hyperlink r:id="rId40">
         <w:r>
           <w:rPr>
             <w:rStyle w:val="Hyperlink"/>
@@ -704,8 +893,8 @@
         <w:t xml:space="preserve">.</w:t>
       </w:r>
     </w:p>
-    <w:bookmarkEnd w:id="38"/>
-    <w:bookmarkStart w:id="39" w:name="intern"/>
+    <w:bookmarkEnd w:id="41"/>
+    <w:bookmarkStart w:id="42" w:name="intern"/>
     <w:p>
       <w:pPr>
         <w:pStyle w:val="Heading3"/>
@@ -725,133 +914,244 @@
         </w:rPr>
         <w:t xml:space="preserve">Embassy of Finland in Vienna</w:t>
       </w:r>
-      <w:r>
-        <w:br/>
-      </w:r>
     </w:p>
     <w:p>
       <w:pPr>
         <w:pStyle w:val="BodyText"/>
       </w:pPr>
       <w:r>
-        <w:t xml:space="preserve">05/2021 – 08/2021</w:t>
-      </w:r>
-      <w:r>
-        <w:br/>
-      </w:r>
-    </w:p>
-    <w:p>
-      <w:pPr>
-        <w:pStyle w:val="Compact"/>
-        <w:numPr>
-          <w:ilvl w:val="0"/>
-          <w:numId w:val="1007"/>
-        </w:numPr>
-      </w:pPr>
-      <w:r>
-        <w:t xml:space="preserve">Monitored and reported on the Austrian economic situation as part of my role at the Finnish Embassy, delivering valuable insights into economic trends and developments to inform policy decisions for the Finnish Government.</w:t>
-      </w:r>
-    </w:p>
-    <w:p>
-      <w:pPr>
-        <w:pStyle w:val="Compact"/>
-        <w:numPr>
-          <w:ilvl w:val="0"/>
-          <w:numId w:val="1007"/>
-        </w:numPr>
-      </w:pPr>
-      <w:r>
-        <w:t xml:space="preserve">Attended and provided detailed reports on meetings with UN organizations and local politicians, ensuring comprehensive coverage of diplomatic and political engagements.</w:t>
-      </w:r>
-    </w:p>
-    <w:bookmarkEnd w:id="39"/>
-    <w:bookmarkEnd w:id="40"/>
-    <w:bookmarkStart w:id="45" w:name="side-projects"/>
+        <w:t xml:space="preserve">05/2021 - 08/2021</w:t>
+      </w:r>
+    </w:p>
+    <w:p>
+      <w:pPr>
+        <w:pStyle w:val="Compact"/>
+        <w:numPr>
+          <w:ilvl w:val="0"/>
+          <w:numId w:val="1009"/>
+        </w:numPr>
+      </w:pPr>
+      <w:r>
+        <w:t xml:space="preserve">Monitored and reported on Austrian economic developments to inform Finnish Government policy decisions.</w:t>
+      </w:r>
+    </w:p>
+    <w:p>
+      <w:pPr>
+        <w:pStyle w:val="Compact"/>
+        <w:numPr>
+          <w:ilvl w:val="0"/>
+          <w:numId w:val="1009"/>
+        </w:numPr>
+      </w:pPr>
+      <w:r>
+        <w:t xml:space="preserve">Attended and reported on meetings with UN organizations and local politicians.</w:t>
+      </w:r>
+    </w:p>
+    <w:bookmarkEnd w:id="42"/>
+    <w:bookmarkEnd w:id="43"/>
+    <w:bookmarkStart w:id="52" w:name="projects"/>
     <w:p>
       <w:pPr>
         <w:pStyle w:val="Heading2"/>
       </w:pPr>
       <w:r>
-        <w:t xml:space="preserve">Side projects</w:t>
-      </w:r>
-    </w:p>
-    <w:bookmarkStart w:id="42" w:name="petanque-liga-website"/>
+        <w:t xml:space="preserve">Projects</w:t>
+      </w:r>
+    </w:p>
+    <w:bookmarkStart w:id="45" w:name="cuplr---gpu-accelerated-dplyr"/>
     <w:p>
       <w:pPr>
         <w:pStyle w:val="Heading3"/>
       </w:pPr>
       <w:r>
-        <w:t xml:space="preserve">Petanque liga website</w:t>
-      </w:r>
-    </w:p>
-    <w:p>
-      <w:pPr>
-        <w:pStyle w:val="Compact"/>
-        <w:numPr>
-          <w:ilvl w:val="0"/>
-          <w:numId w:val="1008"/>
-        </w:numPr>
-      </w:pPr>
-      <w:r>
-        <w:t xml:space="preserve">Latest side project is a</w:t>
-      </w:r>
-      <w:r>
-        <w:t xml:space="preserve"> </w:t>
-      </w:r>
-      <w:hyperlink r:id="rId41">
+        <w:t xml:space="preserve">cuplr - GPU-Accelerated dplyr</w:t>
+      </w:r>
+    </w:p>
+    <w:p>
+      <w:pPr>
+        <w:pStyle w:val="Compact"/>
+        <w:numPr>
+          <w:ilvl w:val="0"/>
+          <w:numId w:val="1010"/>
+        </w:numPr>
+      </w:pPr>
+      <w:r>
+        <w:t xml:space="preserve">Developing an R package that provides a GPU-accelerated dplyr backend via RAPIDS libcudf, achieving 30-50x performance improvements on large datasets.</w:t>
+      </w:r>
+    </w:p>
+    <w:p>
+      <w:pPr>
+        <w:pStyle w:val="Compact"/>
+        <w:numPr>
+          <w:ilvl w:val="0"/>
+          <w:numId w:val="1010"/>
+        </w:numPr>
+      </w:pPr>
+      <w:r>
+        <w:t xml:space="preserve">Implements zero-copy data transfer using Arrow C Data Interface and custom Rcpp bindings.</w:t>
+      </w:r>
+    </w:p>
+    <w:p>
+      <w:pPr>
+        <w:pStyle w:val="Compact"/>
+        <w:numPr>
+          <w:ilvl w:val="0"/>
+          <w:numId w:val="1010"/>
+        </w:numPr>
+      </w:pPr>
+      <w:hyperlink r:id="rId44">
         <w:r>
           <w:rPr>
             <w:rStyle w:val="Hyperlink"/>
           </w:rPr>
-          <w:t xml:space="preserve">Petanque Liga website</w:t>
+          <w:t xml:space="preserve">GitHub</w:t>
         </w:r>
       </w:hyperlink>
-      <w:r>
-        <w:t xml:space="preserve"> </w:t>
-      </w:r>
-      <w:r>
-        <w:t xml:space="preserve">which generates a match schedule, and stores the results of the games. The back-end is powered by a Google Sheet, enabling seamless input from multiple devices while ensuring consistent data display across all platforms.</w:t>
-      </w:r>
-    </w:p>
-    <w:bookmarkEnd w:id="42"/>
-    <w:bookmarkStart w:id="44" w:name="ascii-art-generator"/>
+    </w:p>
+    <w:bookmarkEnd w:id="45"/>
+    <w:bookmarkStart w:id="47" w:name="reseptor---ai-recipe-assistant"/>
     <w:p>
       <w:pPr>
         <w:pStyle w:val="Heading3"/>
       </w:pPr>
       <w:r>
-        <w:t xml:space="preserve">ASCII Art generator</w:t>
-      </w:r>
-    </w:p>
-    <w:p>
-      <w:pPr>
-        <w:pStyle w:val="Compact"/>
-        <w:numPr>
-          <w:ilvl w:val="0"/>
-          <w:numId w:val="1009"/>
-        </w:numPr>
-      </w:pPr>
-      <w:r>
-        <w:t xml:space="preserve">Currently developing a Julia package,</w:t>
-      </w:r>
-      <w:r>
-        <w:t xml:space="preserve"> </w:t>
-      </w:r>
-      <w:hyperlink r:id="rId43">
+        <w:t xml:space="preserve">Reseptor - AI Recipe Assistant</w:t>
+      </w:r>
+    </w:p>
+    <w:p>
+      <w:pPr>
+        <w:pStyle w:val="Compact"/>
+        <w:numPr>
+          <w:ilvl w:val="0"/>
+          <w:numId w:val="1011"/>
+        </w:numPr>
+      </w:pPr>
+      <w:r>
+        <w:t xml:space="preserve">Built a web application for interactive recipe creation using Python Shiny and Claude API integration via Chatlas.</w:t>
+      </w:r>
+    </w:p>
+    <w:p>
+      <w:pPr>
+        <w:pStyle w:val="Compact"/>
+        <w:numPr>
+          <w:ilvl w:val="0"/>
+          <w:numId w:val="1011"/>
+        </w:numPr>
+      </w:pPr>
+      <w:r>
+        <w:t xml:space="preserve">Features markdown output for easy recipe sharing and distribution.</w:t>
+      </w:r>
+    </w:p>
+    <w:p>
+      <w:pPr>
+        <w:pStyle w:val="Compact"/>
+        <w:numPr>
+          <w:ilvl w:val="0"/>
+          <w:numId w:val="1011"/>
+        </w:numPr>
+      </w:pPr>
+      <w:hyperlink r:id="rId46">
         <w:r>
           <w:rPr>
             <w:rStyle w:val="Hyperlink"/>
           </w:rPr>
-          <w:t xml:space="preserve">ImagesToAscii.jl</w:t>
+          <w:t xml:space="preserve">GitHub</w:t>
         </w:r>
       </w:hyperlink>
-      <w:r>
-        <w:t xml:space="preserve">, which converts .jpg and .png images into ASCII art. As part of this side project, I deepened my understanding of matrix operations and image processing.</w:t>
-      </w:r>
-    </w:p>
-    <w:bookmarkEnd w:id="44"/>
-    <w:bookmarkEnd w:id="45"/>
-    <w:bookmarkStart w:id="48" w:name="positions-of-responsibility"/>
+    </w:p>
+    <w:bookmarkEnd w:id="47"/>
+    <w:bookmarkStart w:id="49" w:name="petanque-liga"/>
+    <w:p>
+      <w:pPr>
+        <w:pStyle w:val="Heading3"/>
+      </w:pPr>
+      <w:r>
+        <w:t xml:space="preserve">Petanque Liga</w:t>
+      </w:r>
+    </w:p>
+    <w:p>
+      <w:pPr>
+        <w:pStyle w:val="Compact"/>
+        <w:numPr>
+          <w:ilvl w:val="0"/>
+          <w:numId w:val="1012"/>
+        </w:numPr>
+      </w:pPr>
+      <w:r>
+        <w:t xml:space="preserve">Built a</w:t>
+      </w:r>
+      <w:r>
+        <w:t xml:space="preserve"> </w:t>
+      </w:r>
+      <w:hyperlink r:id="rId48">
+        <w:r>
+          <w:rPr>
+            <w:rStyle w:val="Hyperlink"/>
+          </w:rPr>
+          <w:t xml:space="preserve">tournament management website</w:t>
+        </w:r>
+      </w:hyperlink>
+      <w:r>
+        <w:t xml:space="preserve"> </w:t>
+      </w:r>
+      <w:r>
+        <w:t xml:space="preserve">with automatic match scheduling and result tracking.</w:t>
+      </w:r>
+    </w:p>
+    <w:p>
+      <w:pPr>
+        <w:pStyle w:val="Compact"/>
+        <w:numPr>
+          <w:ilvl w:val="0"/>
+          <w:numId w:val="1012"/>
+        </w:numPr>
+      </w:pPr>
+      <w:r>
+        <w:t xml:space="preserve">Backend powered by Google Sheets for multi-device data entry.</w:t>
+      </w:r>
+    </w:p>
+    <w:bookmarkEnd w:id="49"/>
+    <w:bookmarkStart w:id="51" w:name="imagestoascii.jl"/>
+    <w:p>
+      <w:pPr>
+        <w:pStyle w:val="Heading3"/>
+      </w:pPr>
+      <w:r>
+        <w:t xml:space="preserve">ImagesToAscii.jl</w:t>
+      </w:r>
+    </w:p>
+    <w:p>
+      <w:pPr>
+        <w:pStyle w:val="Compact"/>
+        <w:numPr>
+          <w:ilvl w:val="0"/>
+          <w:numId w:val="1013"/>
+        </w:numPr>
+      </w:pPr>
+      <w:r>
+        <w:t xml:space="preserve">Developing a</w:t>
+      </w:r>
+      <w:r>
+        <w:t xml:space="preserve"> </w:t>
+      </w:r>
+      <w:hyperlink r:id="rId50">
+        <w:r>
+          <w:rPr>
+            <w:rStyle w:val="Hyperlink"/>
+          </w:rPr>
+          <w:t xml:space="preserve">Julia package</w:t>
+        </w:r>
+      </w:hyperlink>
+      <w:r>
+        <w:t xml:space="preserve"> </w:t>
+      </w:r>
+      <w:r>
+        <w:t xml:space="preserve">for converting images to ASCII art, exploring matrix operations and image processing.</w:t>
+      </w:r>
+    </w:p>
+    <w:bookmarkEnd w:id="51"/>
+    <w:bookmarkEnd w:id="52"/>
+    <w:bookmarkStart w:id="55" w:name="positions-of-responsibility"/>
     <w:p>
       <w:pPr>
         <w:pStyle w:val="Heading2"/>
@@ -860,13 +1160,13 @@
         <w:t xml:space="preserve">Positions of Responsibility</w:t>
       </w:r>
     </w:p>
-    <w:bookmarkStart w:id="46" w:name="vote-counter"/>
+    <w:bookmarkStart w:id="53" w:name="vote-counter---unido"/>
     <w:p>
       <w:pPr>
         <w:pStyle w:val="Heading3"/>
       </w:pPr>
       <w:r>
-        <w:t xml:space="preserve">Vote Counter</w:t>
+        <w:t xml:space="preserve">Vote Counter - UNIDO</w:t>
       </w:r>
     </w:p>
     <w:p>
@@ -874,17 +1174,17 @@
         <w:pStyle w:val="FirstParagraph"/>
       </w:pPr>
       <w:r>
-        <w:t xml:space="preserve">Authorized by the group of Western countries to serve as a vote counter in the Secretary-General Election of the United Nations Industrial Development Organization.</w:t>
-      </w:r>
-    </w:p>
-    <w:bookmarkEnd w:id="46"/>
-    <w:bookmarkStart w:id="47" w:name="board-member"/>
+        <w:t xml:space="preserve">Authorized by the Western countries group to serve as vote counter in the Secretary-General Election of the United Nations Industrial Development Organization.</w:t>
+      </w:r>
+    </w:p>
+    <w:bookmarkEnd w:id="53"/>
+    <w:bookmarkStart w:id="54" w:name="Xf5aad0f75dc28d79763c110909b0d55c890d1d5"/>
     <w:p>
       <w:pPr>
         <w:pStyle w:val="Heading3"/>
       </w:pPr>
       <w:r>
-        <w:t xml:space="preserve">Board Member</w:t>
+        <w:t xml:space="preserve">Board Member - Economics Students’ Association</w:t>
       </w:r>
     </w:p>
     <w:p>
@@ -892,12 +1192,16 @@
         <w:pStyle w:val="FirstParagraph"/>
       </w:pPr>
       <w:r>
-        <w:t xml:space="preserve">Actively served as a board member of the Economics Students’ Association, contributing to the organization’s strategic planning and activities.</w:t>
-      </w:r>
-    </w:p>
-    <w:bookmarkEnd w:id="47"/>
-    <w:bookmarkEnd w:id="48"/>
-    <w:sectPr/>
+        <w:t xml:space="preserve">Served on the board contributing to strategic planning and student activities.</w:t>
+      </w:r>
+    </w:p>
+    <w:bookmarkEnd w:id="54"/>
+    <w:bookmarkEnd w:id="55"/>
+    <w:sectPr>
+      <w:footnotePr>
+        <w:numRestart w:val="eachSect"/>
+      </w:footnotePr>
+    </w:sectPr>
   </w:body>
 </w:document>
 </file>
@@ -1136,6 +1440,18 @@
   <w:num w:numId="1009">
     <w:abstractNumId w:val="991"/>
   </w:num>
+  <w:num w:numId="1010">
+    <w:abstractNumId w:val="991"/>
+  </w:num>
+  <w:num w:numId="1011">
+    <w:abstractNumId w:val="991"/>
+  </w:num>
+  <w:num w:numId="1012">
+    <w:abstractNumId w:val="991"/>
+  </w:num>
+  <w:num w:numId="1013">
+    <w:abstractNumId w:val="991"/>
+  </w:num>
 </w:numbering>
 </file>
 
@@ -1199,8 +1515,6 @@
     </w:pPr>
     <w:rPr>
       <w:rFonts w:asciiTheme="majorHAnsi" w:cstheme="majorBidi" w:eastAsiaTheme="majorEastAsia" w:hAnsiTheme="majorHAnsi"/>
-      <w:spacing w:val="-10"/>
-      <w:kern w:val="28"/>
       <w:sz w:val="56"/>
       <w:szCs w:val="56"/>
     </w:rPr>
@@ -1213,15 +1527,13 @@
     <w:rsid w:val="00A10FD9"/>
     <w:rPr>
       <w:rFonts w:asciiTheme="majorHAnsi" w:cstheme="majorBidi" w:eastAsiaTheme="majorEastAsia" w:hAnsiTheme="majorHAnsi"/>
-      <w:spacing w:val="-10"/>
-      <w:kern w:val="28"/>
       <w:sz w:val="56"/>
       <w:szCs w:val="56"/>
     </w:rPr>
   </w:style>
   <w:style w:styleId="Subtitle" w:type="paragraph">
     <w:name w:val="Subtitle"/>
-    <w:basedOn w:val="Normal"/>
+    <w:basedOn w:val="Title"/>
     <w:next w:val="BodyText"/>
     <w:link w:val="SubtitleChar"/>
     <w:uiPriority w:val="11"/>
@@ -1234,7 +1546,6 @@
     </w:pPr>
     <w:rPr>
       <w:rFonts w:cstheme="majorBidi" w:eastAsiaTheme="majorEastAsia"/>
-      <w:color w:themeColor="text1" w:themeTint="A6" w:val="595959"/>
       <w:spacing w:val="15"/>
       <w:sz w:val="28"/>
       <w:szCs w:val="28"/>
@@ -1256,23 +1567,31 @@
   </w:style>
   <w:style w:customStyle="1" w:styleId="Author" w:type="paragraph">
     <w:name w:val="Author"/>
+    <w:basedOn w:val="Title"/>
     <w:next w:val="BodyText"/>
     <w:qFormat/>
     <w:pPr>
       <w:keepNext/>
       <w:keepLines/>
-      <w:jc w:val="center"/>
     </w:pPr>
+    <w:rPr>
+      <w:sz w:val="24"/>
+      <w:szCs w:val="24"/>
+    </w:rPr>
   </w:style>
   <w:style w:styleId="Date" w:type="paragraph">
     <w:name w:val="Date"/>
+    <w:basedOn w:val="Title"/>
     <w:next w:val="BodyText"/>
     <w:qFormat/>
     <w:pPr>
       <w:keepNext/>
       <w:keepLines/>
-      <w:jc w:val="center"/>
     </w:pPr>
+    <w:rPr>
+      <w:sz w:val="24"/>
+      <w:szCs w:val="24"/>
+    </w:rPr>
   </w:style>
   <w:style w:customStyle="1" w:styleId="AbstractTitle" w:type="paragraph">
     <w:name w:val="Abstract Title"/>
@@ -1287,7 +1606,6 @@
     </w:pPr>
     <w:rPr>
       <w:b/>
-      <w:color w:val="345A8A"/>
       <w:sz w:val="20"/>
       <w:szCs w:val="20"/>
     </w:rPr>

--- a/cv.docx
+++ b/cv.docx
@@ -400,7 +400,7 @@
         <w:t xml:space="preserve"> </w:t>
       </w:r>
       <w:r>
-        <w:t xml:space="preserve">PyTorch, scikit-learn, LLMs</w:t>
+        <w:t xml:space="preserve">Torch, tidymodels, scikit-learn, LLMs</w:t>
       </w:r>
       <w:r>
         <w:br/>
@@ -416,7 +416,7 @@
         <w:t xml:space="preserve"> </w:t>
       </w:r>
       <w:r>
-        <w:t xml:space="preserve">dplyr, pandas, Arrow, RAPIDS</w:t>
+        <w:t xml:space="preserve">dplyr, DuckDB, pandas, Arrow</w:t>
       </w:r>
       <w:r>
         <w:br/>
@@ -436,19 +436,6 @@
       </w:r>
       <w:r>
         <w:br/>
-      </w:r>
-      <w:r>
-        <w:rPr>
-          <w:b/>
-          <w:bCs/>
-        </w:rPr>
-        <w:t xml:space="preserve">Tools:</w:t>
-      </w:r>
-      <w:r>
-        <w:t xml:space="preserve"> </w:t>
-      </w:r>
-      <w:r>
-        <w:t xml:space="preserve">Git, Docker, Linux, CUDA</w:t>
       </w:r>
     </w:p>
     <w:bookmarkEnd w:id="31"/>
@@ -958,13 +945,13 @@
         <w:t xml:space="preserve">Projects</w:t>
       </w:r>
     </w:p>
-    <w:bookmarkStart w:id="45" w:name="cuplr---gpu-accelerated-dplyr"/>
+    <w:bookmarkStart w:id="45" w:name="cuplyr---gpu-accelerated-dplyr"/>
     <w:p>
       <w:pPr>
         <w:pStyle w:val="Heading3"/>
       </w:pPr>
       <w:r>
-        <w:t xml:space="preserve">cuplr - GPU-Accelerated dplyr</w:t>
+        <w:t xml:space="preserve">cuplyr - GPU-Accelerated dplyr</w:t>
       </w:r>
     </w:p>
     <w:p>

--- a/cv.docx
+++ b/cv.docx
@@ -936,7 +936,7 @@
     </w:p>
     <w:bookmarkEnd w:id="42"/>
     <w:bookmarkEnd w:id="43"/>
-    <w:bookmarkStart w:id="52" w:name="projects"/>
+    <w:bookmarkStart w:id="54" w:name="projects"/>
     <w:p>
       <w:pPr>
         <w:pStyle w:val="Heading2"/>
@@ -963,7 +963,7 @@
         </w:numPr>
       </w:pPr>
       <w:r>
-        <w:t xml:space="preserve">Developing an R package that provides a GPU-accelerated dplyr backend via RAPIDS libcudf, achieving 30-50x performance improvements on large datasets.</w:t>
+        <w:t xml:space="preserve">Developing an R package that enables standard dplyr code to execute on GPU hardware through a RAPIDS cuDF backend.</w:t>
       </w:r>
     </w:p>
     <w:p>
@@ -975,7 +975,7 @@
         </w:numPr>
       </w:pPr>
       <w:r>
-        <w:t xml:space="preserve">Implements zero-copy data transfer using Arrow C Data Interface and custom Rcpp bindings.</w:t>
+        <w:t xml:space="preserve">Implements lazy evaluation with automatic query optimizations, achieving 40-77x speedups over dplyr on large datasets.</w:t>
       </w:r>
     </w:p>
     <w:p>
@@ -996,13 +996,13 @@
       </w:hyperlink>
     </w:p>
     <w:bookmarkEnd w:id="45"/>
-    <w:bookmarkStart w:id="47" w:name="reseptor---ai-recipe-assistant"/>
+    <w:bookmarkStart w:id="47" w:name="Xce7407f00cdfa950c54ce583e1121f88fc6ee21"/>
     <w:p>
       <w:pPr>
         <w:pStyle w:val="Heading3"/>
       </w:pPr>
       <w:r>
-        <w:t xml:space="preserve">Reseptor - AI Recipe Assistant</w:t>
+        <w:t xml:space="preserve">bracketeer - Tournament Management Framework</w:t>
       </w:r>
     </w:p>
     <w:p>
@@ -1014,7 +1014,7 @@
         </w:numPr>
       </w:pPr>
       <w:r>
-        <w:t xml:space="preserve">Built a web application for interactive recipe creation using Python Shiny and Claude API integration via Chatlas.</w:t>
+        <w:t xml:space="preserve">Developed an R package for modeling and executing tournament competitions with support for multiple formats including round-robin, Swiss system, and elimination brackets.</w:t>
       </w:r>
     </w:p>
     <w:p>
@@ -1026,7 +1026,7 @@
         </w:numPr>
       </w:pPr>
       <w:r>
-        <w:t xml:space="preserve">Features markdown output for easy recipe sharing and distribution.</w:t>
+        <w:t xml:space="preserve">Features a pipe-first API design for defining reusable tournament blueprints with automatic stage materialization and flexible result entry.</w:t>
       </w:r>
     </w:p>
     <w:p>
@@ -1047,12 +1047,63 @@
       </w:hyperlink>
     </w:p>
     <w:bookmarkEnd w:id="47"/>
-    <w:bookmarkStart w:id="49" w:name="petanque-liga"/>
+    <w:bookmarkStart w:id="49" w:name="reseptor---ai-recipe-assistant"/>
     <w:p>
       <w:pPr>
         <w:pStyle w:val="Heading3"/>
       </w:pPr>
       <w:r>
+        <w:t xml:space="preserve">Reseptor - AI Recipe Assistant</w:t>
+      </w:r>
+    </w:p>
+    <w:p>
+      <w:pPr>
+        <w:pStyle w:val="Compact"/>
+        <w:numPr>
+          <w:ilvl w:val="0"/>
+          <w:numId w:val="1012"/>
+        </w:numPr>
+      </w:pPr>
+      <w:r>
+        <w:t xml:space="preserve">Built a web application for interactive recipe creation using Python Shiny and Claude API integration via Chatlas.</w:t>
+      </w:r>
+    </w:p>
+    <w:p>
+      <w:pPr>
+        <w:pStyle w:val="Compact"/>
+        <w:numPr>
+          <w:ilvl w:val="0"/>
+          <w:numId w:val="1012"/>
+        </w:numPr>
+      </w:pPr>
+      <w:r>
+        <w:t xml:space="preserve">Features markdown output for easy recipe sharing and distribution.</w:t>
+      </w:r>
+    </w:p>
+    <w:p>
+      <w:pPr>
+        <w:pStyle w:val="Compact"/>
+        <w:numPr>
+          <w:ilvl w:val="0"/>
+          <w:numId w:val="1012"/>
+        </w:numPr>
+      </w:pPr>
+      <w:hyperlink r:id="rId48">
+        <w:r>
+          <w:rPr>
+            <w:rStyle w:val="Hyperlink"/>
+          </w:rPr>
+          <w:t xml:space="preserve">GitHub</w:t>
+        </w:r>
+      </w:hyperlink>
+    </w:p>
+    <w:bookmarkEnd w:id="49"/>
+    <w:bookmarkStart w:id="51" w:name="petanque-liga"/>
+    <w:p>
+      <w:pPr>
+        <w:pStyle w:val="Heading3"/>
+      </w:pPr>
+      <w:r>
         <w:t xml:space="preserve">Petanque Liga</w:t>
       </w:r>
     </w:p>
@@ -1061,7 +1112,7 @@
         <w:pStyle w:val="Compact"/>
         <w:numPr>
           <w:ilvl w:val="0"/>
-          <w:numId w:val="1012"/>
+          <w:numId w:val="1013"/>
         </w:numPr>
       </w:pPr>
       <w:r>
@@ -1070,7 +1121,7 @@
       <w:r>
         <w:t xml:space="preserve"> </w:t>
       </w:r>
-      <w:hyperlink r:id="rId48">
+      <w:hyperlink r:id="rId50">
         <w:r>
           <w:rPr>
             <w:rStyle w:val="Hyperlink"/>
@@ -1090,15 +1141,15 @@
         <w:pStyle w:val="Compact"/>
         <w:numPr>
           <w:ilvl w:val="0"/>
-          <w:numId w:val="1012"/>
+          <w:numId w:val="1013"/>
         </w:numPr>
       </w:pPr>
       <w:r>
         <w:t xml:space="preserve">Backend powered by Google Sheets for multi-device data entry.</w:t>
       </w:r>
     </w:p>
-    <w:bookmarkEnd w:id="49"/>
-    <w:bookmarkStart w:id="51" w:name="imagestoascii.jl"/>
+    <w:bookmarkEnd w:id="51"/>
+    <w:bookmarkStart w:id="53" w:name="imagestoascii.jl"/>
     <w:p>
       <w:pPr>
         <w:pStyle w:val="Heading3"/>
@@ -1112,7 +1163,7 @@
         <w:pStyle w:val="Compact"/>
         <w:numPr>
           <w:ilvl w:val="0"/>
-          <w:numId w:val="1013"/>
+          <w:numId w:val="1014"/>
         </w:numPr>
       </w:pPr>
       <w:r>
@@ -1121,7 +1172,7 @@
       <w:r>
         <w:t xml:space="preserve"> </w:t>
       </w:r>
-      <w:hyperlink r:id="rId50">
+      <w:hyperlink r:id="rId52">
         <w:r>
           <w:rPr>
             <w:rStyle w:val="Hyperlink"/>
@@ -1136,9 +1187,9 @@
         <w:t xml:space="preserve">for converting images to ASCII art, exploring matrix operations and image processing.</w:t>
       </w:r>
     </w:p>
-    <w:bookmarkEnd w:id="51"/>
-    <w:bookmarkEnd w:id="52"/>
-    <w:bookmarkStart w:id="55" w:name="positions-of-responsibility"/>
+    <w:bookmarkEnd w:id="53"/>
+    <w:bookmarkEnd w:id="54"/>
+    <w:bookmarkStart w:id="57" w:name="positions-of-responsibility"/>
     <w:p>
       <w:pPr>
         <w:pStyle w:val="Heading2"/>
@@ -1147,7 +1198,7 @@
         <w:t xml:space="preserve">Positions of Responsibility</w:t>
       </w:r>
     </w:p>
-    <w:bookmarkStart w:id="53" w:name="vote-counter---unido"/>
+    <w:bookmarkStart w:id="55" w:name="vote-counter---unido"/>
     <w:p>
       <w:pPr>
         <w:pStyle w:val="Heading3"/>
@@ -1164,8 +1215,8 @@
         <w:t xml:space="preserve">Authorized by the Western countries group to serve as vote counter in the Secretary-General Election of the United Nations Industrial Development Organization.</w:t>
       </w:r>
     </w:p>
-    <w:bookmarkEnd w:id="53"/>
-    <w:bookmarkStart w:id="54" w:name="Xf5aad0f75dc28d79763c110909b0d55c890d1d5"/>
+    <w:bookmarkEnd w:id="55"/>
+    <w:bookmarkStart w:id="56" w:name="Xf5aad0f75dc28d79763c110909b0d55c890d1d5"/>
     <w:p>
       <w:pPr>
         <w:pStyle w:val="Heading3"/>
@@ -1182,8 +1233,8 @@
         <w:t xml:space="preserve">Served on the board contributing to strategic planning and student activities.</w:t>
       </w:r>
     </w:p>
-    <w:bookmarkEnd w:id="54"/>
-    <w:bookmarkEnd w:id="55"/>
+    <w:bookmarkEnd w:id="56"/>
+    <w:bookmarkEnd w:id="57"/>
     <w:sectPr>
       <w:footnotePr>
         <w:numRestart w:val="eachSect"/>
@@ -1437,6 +1488,9 @@
     <w:abstractNumId w:val="991"/>
   </w:num>
   <w:num w:numId="1013">
+    <w:abstractNumId w:val="991"/>
+  </w:num>
+  <w:num w:numId="1014">
     <w:abstractNumId w:val="991"/>
   </w:num>
 </w:numbering>

--- a/cv.docx
+++ b/cv.docx
@@ -10,7 +10,7 @@
         <w:t xml:space="preserve">Theo Blauberg</w:t>
       </w:r>
     </w:p>
-    <w:bookmarkStart w:id="20" w:name="profile"/>
+    <w:bookmarkStart w:id="9" w:name="profile"/>
     <w:p>
       <w:pPr>
         <w:pStyle w:val="Heading3"/>
@@ -24,11 +24,11 @@
         <w:pStyle w:val="FirstParagraph"/>
       </w:pPr>
       <w:r>
-        <w:t xml:space="preserve">Senior Analytics Engineer with an advanced degree in Economics and extensive experience in machine learning, econometrics, and data engineering. Currently completing a Master’s in Data Science at the University of Helsinki. Proficient in R, Python, SQL, and GPU computing. Experienced in building production ML models, data pipelines, and interactive data applications.</w:t>
-      </w:r>
-    </w:p>
-    <w:bookmarkEnd w:id="20"/>
-    <w:bookmarkStart w:id="23" w:name="contact"/>
+        <w:t xml:space="preserve">Senior Analytics Engineer with an advanced degree in Economics and extensive experience in econometrics, machine learning, and experimentation. Currently completing a Master’s in Data Science at the University of Helsinki. Proficient in R, Python, SQL, and GPU computing. Experienced in building production ML models, interactive data applications, and internal analytics tooling.</w:t>
+      </w:r>
+    </w:p>
+    <w:bookmarkEnd w:id="9"/>
+    <w:bookmarkStart w:id="12" w:name="contact"/>
     <w:p>
       <w:pPr>
         <w:pStyle w:val="Heading3"/>
@@ -66,7 +66,7 @@
       <w:r>
         <w:t xml:space="preserve"> </w:t>
       </w:r>
-      <w:hyperlink r:id="rId21">
+      <w:hyperlink r:id="rId10">
         <w:r>
           <w:rPr>
             <w:rStyle w:val="Hyperlink"/>
@@ -82,7 +82,7 @@
       <w:r>
         <w:t xml:space="preserve"> </w:t>
       </w:r>
-      <w:hyperlink r:id="rId22">
+      <w:hyperlink r:id="rId11">
         <w:r>
           <w:rPr>
             <w:rStyle w:val="Hyperlink"/>
@@ -91,8 +91,8 @@
         </w:r>
       </w:hyperlink>
     </w:p>
-    <w:bookmarkEnd w:id="23"/>
-    <w:bookmarkStart w:id="30" w:name="education"/>
+    <w:bookmarkEnd w:id="12"/>
+    <w:bookmarkStart w:id="19" w:name="education"/>
     <w:p>
       <w:pPr>
         <w:pStyle w:val="Heading2"/>
@@ -101,7 +101,7 @@
         <w:t xml:space="preserve">Education</w:t>
       </w:r>
     </w:p>
-    <w:bookmarkStart w:id="25" w:name="masters-program-in-data-science"/>
+    <w:bookmarkStart w:id="14" w:name="masters-program-in-data-science"/>
     <w:p>
       <w:pPr>
         <w:pStyle w:val="Heading3"/>
@@ -173,7 +173,7 @@
           <w:numId w:val="1001"/>
         </w:numPr>
       </w:pPr>
-      <w:hyperlink r:id="rId24">
+      <w:hyperlink r:id="rId13">
         <w:r>
           <w:rPr>
             <w:rStyle w:val="Hyperlink"/>
@@ -190,8 +190,8 @@
         <w:t xml:space="preserve">A novel approach to detecting long-running fraud patterns using sequence models.</w:t>
       </w:r>
     </w:p>
-    <w:bookmarkEnd w:id="25"/>
-    <w:bookmarkStart w:id="27" w:name="masters-program-in-economics"/>
+    <w:bookmarkEnd w:id="14"/>
+    <w:bookmarkStart w:id="16" w:name="masters-program-in-economics"/>
     <w:p>
       <w:pPr>
         <w:pStyle w:val="Heading3"/>
@@ -273,7 +273,7 @@
           <w:numId w:val="1002"/>
         </w:numPr>
       </w:pPr>
-      <w:hyperlink r:id="rId26">
+      <w:hyperlink r:id="rId15">
         <w:r>
           <w:rPr>
             <w:rStyle w:val="Hyperlink"/>
@@ -290,8 +290,8 @@
         <w:t xml:space="preserve">Impact of Policy Shocks in the EU Emissions Trading System on Finland.</w:t>
       </w:r>
     </w:p>
-    <w:bookmarkEnd w:id="27"/>
-    <w:bookmarkStart w:id="28" w:name="exchange-program"/>
+    <w:bookmarkEnd w:id="16"/>
+    <w:bookmarkStart w:id="17" w:name="exchange-program"/>
     <w:p>
       <w:pPr>
         <w:pStyle w:val="Heading3"/>
@@ -324,8 +324,8 @@
         <w:t xml:space="preserve">Studied Chinese language, politics, and economics, with focus on East Asian economic development.</w:t>
       </w:r>
     </w:p>
-    <w:bookmarkEnd w:id="28"/>
-    <w:bookmarkStart w:id="29" w:name="language-course"/>
+    <w:bookmarkEnd w:id="17"/>
+    <w:bookmarkStart w:id="18" w:name="language-course"/>
     <w:p>
       <w:pPr>
         <w:pStyle w:val="Heading3"/>
@@ -358,9 +358,9 @@
         <w:t xml:space="preserve">Intensive German language studies.</w:t>
       </w:r>
     </w:p>
-    <w:bookmarkEnd w:id="29"/>
-    <w:bookmarkEnd w:id="30"/>
-    <w:bookmarkStart w:id="31" w:name="technical-skills"/>
+    <w:bookmarkEnd w:id="18"/>
+    <w:bookmarkEnd w:id="19"/>
+    <w:bookmarkStart w:id="20" w:name="technical-skills"/>
     <w:p>
       <w:pPr>
         <w:pStyle w:val="Heading2"/>
@@ -432,14 +432,14 @@
         <w:t xml:space="preserve"> </w:t>
       </w:r>
       <w:r>
-        <w:t xml:space="preserve">Shiny, Quarto, REST APIs</w:t>
+        <w:t xml:space="preserve">Shiny, Quarto, PowerBI, REST APIs</w:t>
       </w:r>
       <w:r>
         <w:br/>
       </w:r>
     </w:p>
-    <w:bookmarkEnd w:id="31"/>
-    <w:bookmarkStart w:id="32" w:name="certifications"/>
+    <w:bookmarkEnd w:id="20"/>
+    <w:bookmarkStart w:id="21" w:name="certifications"/>
     <w:p>
       <w:pPr>
         <w:pStyle w:val="Heading2"/>
@@ -536,8 +536,8 @@
         <w:t xml:space="preserve">Data Scientist with R</w:t>
       </w:r>
     </w:p>
-    <w:bookmarkEnd w:id="32"/>
-    <w:bookmarkStart w:id="43" w:name="work-experience"/>
+    <w:bookmarkEnd w:id="21"/>
+    <w:bookmarkStart w:id="32" w:name="work-experience"/>
     <w:p>
       <w:pPr>
         <w:pStyle w:val="Heading2"/>
@@ -546,7 +546,7 @@
         <w:t xml:space="preserve">Work Experience</w:t>
       </w:r>
     </w:p>
-    <w:bookmarkStart w:id="33" w:name="senior-analytics-engineer"/>
+    <w:bookmarkStart w:id="22" w:name="senior-analytics-engineer"/>
     <w:p>
       <w:pPr>
         <w:pStyle w:val="Heading3"/>
@@ -611,8 +611,8 @@
         <w:t xml:space="preserve">Maintain an internal R package for data analysis and visualization, significantly improving team productivity.</w:t>
       </w:r>
     </w:p>
-    <w:bookmarkEnd w:id="33"/>
-    <w:bookmarkStart w:id="34" w:name="data-analyst"/>
+    <w:bookmarkEnd w:id="22"/>
+    <w:bookmarkStart w:id="23" w:name="data-analyst"/>
     <w:p>
       <w:pPr>
         <w:pStyle w:val="Heading3"/>
@@ -662,11 +662,11 @@
         </w:numPr>
       </w:pPr>
       <w:r>
-        <w:t xml:space="preserve">Developed internal tooling and established a Data &amp; Analytics community within the department.</w:t>
-      </w:r>
-    </w:p>
-    <w:bookmarkEnd w:id="34"/>
-    <w:bookmarkStart w:id="38" w:name="data-analyst-1"/>
+        <w:t xml:space="preserve">Developed internal R packages, Shiny apps, and automated reports. Established a Data &amp; Analytics community within the department.</w:t>
+      </w:r>
+    </w:p>
+    <w:bookmarkEnd w:id="23"/>
+    <w:bookmarkStart w:id="27" w:name="data-analyst-1"/>
     <w:p>
       <w:pPr>
         <w:pStyle w:val="Heading3"/>
@@ -709,7 +709,7 @@
       <w:r>
         <w:t xml:space="preserve"> </w:t>
       </w:r>
-      <w:hyperlink r:id="rId35">
+      <w:hyperlink r:id="rId24">
         <w:r>
           <w:rPr>
             <w:rStyle w:val="Hyperlink"/>
@@ -726,7 +726,7 @@
       <w:r>
         <w:t xml:space="preserve"> </w:t>
       </w:r>
-      <w:hyperlink r:id="rId36">
+      <w:hyperlink r:id="rId25">
         <w:r>
           <w:rPr>
             <w:rStyle w:val="Hyperlink"/>
@@ -755,7 +755,7 @@
       <w:r>
         <w:t xml:space="preserve"> </w:t>
       </w:r>
-      <w:hyperlink r:id="rId37">
+      <w:hyperlink r:id="rId26">
         <w:r>
           <w:rPr>
             <w:rStyle w:val="Hyperlink"/>
@@ -770,8 +770,8 @@
         <w:t xml:space="preserve">for interactive data visualization.</w:t>
       </w:r>
     </w:p>
-    <w:bookmarkEnd w:id="38"/>
-    <w:bookmarkStart w:id="39" w:name="research-assistant"/>
+    <w:bookmarkEnd w:id="27"/>
+    <w:bookmarkStart w:id="28" w:name="research-assistant"/>
     <w:p>
       <w:pPr>
         <w:pStyle w:val="Heading3"/>
@@ -812,8 +812,8 @@
         <w:t xml:space="preserve">Supported research projects with data preparation, analysis, and visualization tasks.</w:t>
       </w:r>
     </w:p>
-    <w:bookmarkEnd w:id="39"/>
-    <w:bookmarkStart w:id="41" w:name="project-worker"/>
+    <w:bookmarkEnd w:id="28"/>
+    <w:bookmarkStart w:id="30" w:name="project-worker"/>
     <w:p>
       <w:pPr>
         <w:pStyle w:val="Heading3"/>
@@ -851,7 +851,7 @@
         </w:numPr>
       </w:pPr>
       <w:r>
-        <w:t xml:space="preserve">Worked on the Keli project (Kestävämmän liikkumisen kehittäminen hiilijalanjälkilaskurin avulla), responsible for data analysis and visualization using the mobility carbon footprint calculator from the Tampere.Finland app.</w:t>
+        <w:t xml:space="preserve">Analysed a randomised controlled experiment (~5,000 users) testing whether information nudges could shift mobility behaviour, as part of the Keli project (Kestävämmän liikkumisen kehittäminen hiilijalanjälkilaskurin avulla).</w:t>
       </w:r>
     </w:p>
     <w:p>
@@ -868,7 +868,7 @@
       <w:r>
         <w:t xml:space="preserve"> </w:t>
       </w:r>
-      <w:hyperlink r:id="rId40">
+      <w:hyperlink r:id="rId29">
         <w:r>
           <w:rPr>
             <w:rStyle w:val="Hyperlink"/>
@@ -880,8 +880,8 @@
         <w:t xml:space="preserve">.</w:t>
       </w:r>
     </w:p>
-    <w:bookmarkEnd w:id="41"/>
-    <w:bookmarkStart w:id="42" w:name="intern"/>
+    <w:bookmarkEnd w:id="30"/>
+    <w:bookmarkStart w:id="31" w:name="intern"/>
     <w:p>
       <w:pPr>
         <w:pStyle w:val="Heading3"/>
@@ -934,9 +934,9 @@
         <w:t xml:space="preserve">Attended and reported on meetings with UN organizations and local politicians.</w:t>
       </w:r>
     </w:p>
-    <w:bookmarkEnd w:id="42"/>
-    <w:bookmarkEnd w:id="43"/>
-    <w:bookmarkStart w:id="54" w:name="projects"/>
+    <w:bookmarkEnd w:id="31"/>
+    <w:bookmarkEnd w:id="32"/>
+    <w:bookmarkStart w:id="43" w:name="projects"/>
     <w:p>
       <w:pPr>
         <w:pStyle w:val="Heading2"/>
@@ -945,7 +945,7 @@
         <w:t xml:space="preserve">Projects</w:t>
       </w:r>
     </w:p>
-    <w:bookmarkStart w:id="45" w:name="cuplyr---gpu-accelerated-dplyr"/>
+    <w:bookmarkStart w:id="34" w:name="cuplyr---gpu-accelerated-dplyr"/>
     <w:p>
       <w:pPr>
         <w:pStyle w:val="Heading3"/>
@@ -986,7 +986,7 @@
           <w:numId w:val="1010"/>
         </w:numPr>
       </w:pPr>
-      <w:hyperlink r:id="rId44">
+      <w:hyperlink r:id="rId33">
         <w:r>
           <w:rPr>
             <w:rStyle w:val="Hyperlink"/>
@@ -995,8 +995,8 @@
         </w:r>
       </w:hyperlink>
     </w:p>
-    <w:bookmarkEnd w:id="45"/>
-    <w:bookmarkStart w:id="47" w:name="Xce7407f00cdfa950c54ce583e1121f88fc6ee21"/>
+    <w:bookmarkEnd w:id="34"/>
+    <w:bookmarkStart w:id="36" w:name="Xce7407f00cdfa950c54ce583e1121f88fc6ee21"/>
     <w:p>
       <w:pPr>
         <w:pStyle w:val="Heading3"/>
@@ -1037,7 +1037,7 @@
           <w:numId w:val="1011"/>
         </w:numPr>
       </w:pPr>
-      <w:hyperlink r:id="rId46">
+      <w:hyperlink r:id="rId35">
         <w:r>
           <w:rPr>
             <w:rStyle w:val="Hyperlink"/>
@@ -1046,8 +1046,8 @@
         </w:r>
       </w:hyperlink>
     </w:p>
-    <w:bookmarkEnd w:id="47"/>
-    <w:bookmarkStart w:id="49" w:name="reseptor---ai-recipe-assistant"/>
+    <w:bookmarkEnd w:id="36"/>
+    <w:bookmarkStart w:id="38" w:name="reseptor---ai-recipe-assistant"/>
     <w:p>
       <w:pPr>
         <w:pStyle w:val="Heading3"/>
@@ -1088,7 +1088,7 @@
           <w:numId w:val="1012"/>
         </w:numPr>
       </w:pPr>
-      <w:hyperlink r:id="rId48">
+      <w:hyperlink r:id="rId37">
         <w:r>
           <w:rPr>
             <w:rStyle w:val="Hyperlink"/>
@@ -1097,8 +1097,8 @@
         </w:r>
       </w:hyperlink>
     </w:p>
-    <w:bookmarkEnd w:id="49"/>
-    <w:bookmarkStart w:id="51" w:name="petanque-liga"/>
+    <w:bookmarkEnd w:id="38"/>
+    <w:bookmarkStart w:id="40" w:name="petanque-liga"/>
     <w:p>
       <w:pPr>
         <w:pStyle w:val="Heading3"/>
@@ -1121,7 +1121,7 @@
       <w:r>
         <w:t xml:space="preserve"> </w:t>
       </w:r>
-      <w:hyperlink r:id="rId50">
+      <w:hyperlink r:id="rId39">
         <w:r>
           <w:rPr>
             <w:rStyle w:val="Hyperlink"/>
@@ -1148,8 +1148,8 @@
         <w:t xml:space="preserve">Backend powered by Google Sheets for multi-device data entry.</w:t>
       </w:r>
     </w:p>
-    <w:bookmarkEnd w:id="51"/>
-    <w:bookmarkStart w:id="53" w:name="imagestoascii.jl"/>
+    <w:bookmarkEnd w:id="40"/>
+    <w:bookmarkStart w:id="42" w:name="imagestoascii.jl"/>
     <w:p>
       <w:pPr>
         <w:pStyle w:val="Heading3"/>
@@ -1172,7 +1172,7 @@
       <w:r>
         <w:t xml:space="preserve"> </w:t>
       </w:r>
-      <w:hyperlink r:id="rId52">
+      <w:hyperlink r:id="rId41">
         <w:r>
           <w:rPr>
             <w:rStyle w:val="Hyperlink"/>
@@ -1187,9 +1187,9 @@
         <w:t xml:space="preserve">for converting images to ASCII art, exploring matrix operations and image processing.</w:t>
       </w:r>
     </w:p>
-    <w:bookmarkEnd w:id="53"/>
-    <w:bookmarkEnd w:id="54"/>
-    <w:bookmarkStart w:id="57" w:name="positions-of-responsibility"/>
+    <w:bookmarkEnd w:id="42"/>
+    <w:bookmarkEnd w:id="43"/>
+    <w:bookmarkStart w:id="46" w:name="positions-of-responsibility"/>
     <w:p>
       <w:pPr>
         <w:pStyle w:val="Heading2"/>
@@ -1198,7 +1198,7 @@
         <w:t xml:space="preserve">Positions of Responsibility</w:t>
       </w:r>
     </w:p>
-    <w:bookmarkStart w:id="55" w:name="vote-counter---unido"/>
+    <w:bookmarkStart w:id="44" w:name="vote-counter---unido"/>
     <w:p>
       <w:pPr>
         <w:pStyle w:val="Heading3"/>
@@ -1215,8 +1215,8 @@
         <w:t xml:space="preserve">Authorized by the Western countries group to serve as vote counter in the Secretary-General Election of the United Nations Industrial Development Organization.</w:t>
       </w:r>
     </w:p>
-    <w:bookmarkEnd w:id="55"/>
-    <w:bookmarkStart w:id="56" w:name="Xf5aad0f75dc28d79763c110909b0d55c890d1d5"/>
+    <w:bookmarkEnd w:id="44"/>
+    <w:bookmarkStart w:id="45" w:name="Xf5aad0f75dc28d79763c110909b0d55c890d1d5"/>
     <w:p>
       <w:pPr>
         <w:pStyle w:val="Heading3"/>
@@ -1233,8 +1233,8 @@
         <w:t xml:space="preserve">Served on the board contributing to strategic planning and student activities.</w:t>
       </w:r>
     </w:p>
-    <w:bookmarkEnd w:id="56"/>
-    <w:bookmarkEnd w:id="57"/>
+    <w:bookmarkEnd w:id="45"/>
+    <w:bookmarkEnd w:id="46"/>
     <w:sectPr>
       <w:footnotePr>
         <w:numRestart w:val="eachSect"/>
@@ -1501,10 +1501,10 @@
   <w:docDefaults>
     <w:rPrDefault>
       <w:rPr>
-        <w:rFonts w:asciiTheme="minorHAnsi" w:cstheme="minorBidi" w:eastAsiaTheme="minorHAnsi" w:hAnsiTheme="minorHAnsi"/>
+        <w:rFonts w:asciiTheme="minorHAnsi" w:cstheme="minorBidi" w:eastAsiaTheme="minorEastAsia" w:hAnsiTheme="minorHAnsi"/>
         <w:sz w:val="24"/>
         <w:szCs w:val="24"/>
-        <w:lang w:bidi="ar-SA" w:eastAsia="en-US" w:val="en-US"/>
+        <w:lang w:bidi="ar-SA" w:eastAsia="zh-CN" w:val="en-US"/>
       </w:rPr>
     </w:rPrDefault>
     <w:pPrDefault>
@@ -2045,13 +2045,6 @@
       </w:tblCellMar>
     </w:tblPr>
     <w:tblStylePr w:type="firstRow">
-      <w:tblPr>
-        <w:jc w:val="left"/>
-        <w:tblInd w:type="dxa" w:w="0"/>
-      </w:tblPr>
-      <w:trPr>
-        <w:jc w:val="left"/>
-      </w:trPr>
       <w:tcPr>
         <w:tcBorders>
           <w:bottom w:val="single"/>

--- a/cv.docx
+++ b/cv.docx
@@ -187,7 +187,7 @@
         <w:t xml:space="preserve"> </w:t>
       </w:r>
       <w:r>
-        <w:t xml:space="preserve">A novel approach to detecting long-running fraud patterns using sequence models.</w:t>
+        <w:t xml:space="preserve">Applying tabular foundation models (TabPFN) to the detection of fraud patterns in high-dimensional transaction data.</w:t>
       </w:r>
     </w:p>
     <w:bookmarkEnd w:id="14"/>
@@ -936,7 +936,7 @@
     </w:p>
     <w:bookmarkEnd w:id="31"/>
     <w:bookmarkEnd w:id="32"/>
-    <w:bookmarkStart w:id="43" w:name="projects"/>
+    <w:bookmarkStart w:id="45" w:name="projects"/>
     <w:p>
       <w:pPr>
         <w:pStyle w:val="Heading2"/>
@@ -1047,13 +1047,13 @@
       </w:hyperlink>
     </w:p>
     <w:bookmarkEnd w:id="36"/>
-    <w:bookmarkStart w:id="38" w:name="reseptor---ai-recipe-assistant"/>
+    <w:bookmarkStart w:id="38" w:name="digitraffic---finntraffic-api-client"/>
     <w:p>
       <w:pPr>
         <w:pStyle w:val="Heading3"/>
       </w:pPr>
       <w:r>
-        <w:t xml:space="preserve">Reseptor - AI Recipe Assistant</w:t>
+        <w:t xml:space="preserve">digitraffic - Finntraffic API Client</w:t>
       </w:r>
     </w:p>
     <w:p>
@@ -1065,7 +1065,7 @@
         </w:numPr>
       </w:pPr>
       <w:r>
-        <w:t xml:space="preserve">Built a web application for interactive recipe creation using Python Shiny and Claude API integration via Chatlas.</w:t>
+        <w:t xml:space="preserve">Building an R package that provides tidy access to Finland’s Digitraffic road traffic API, covering 450+ measurement stations with real-time speed, volume, and classification data.</w:t>
       </w:r>
     </w:p>
     <w:p>
@@ -1077,7 +1077,7 @@
         </w:numPr>
       </w:pPr>
       <w:r>
-        <w:t xml:space="preserve">Features markdown output for easy recipe sharing and distribution.</w:t>
+        <w:t xml:space="preserve">Features tidyverse-native output, spatial filtering, built-in caching, and rate limiting. To be submitted to CRAN.</w:t>
       </w:r>
     </w:p>
     <w:p>
@@ -1098,12 +1098,63 @@
       </w:hyperlink>
     </w:p>
     <w:bookmarkEnd w:id="38"/>
-    <w:bookmarkStart w:id="40" w:name="petanque-liga"/>
+    <w:bookmarkStart w:id="40" w:name="reseptor---ai-recipe-assistant"/>
     <w:p>
       <w:pPr>
         <w:pStyle w:val="Heading3"/>
       </w:pPr>
       <w:r>
+        <w:t xml:space="preserve">Reseptor - AI Recipe Assistant</w:t>
+      </w:r>
+    </w:p>
+    <w:p>
+      <w:pPr>
+        <w:pStyle w:val="Compact"/>
+        <w:numPr>
+          <w:ilvl w:val="0"/>
+          <w:numId w:val="1013"/>
+        </w:numPr>
+      </w:pPr>
+      <w:r>
+        <w:t xml:space="preserve">Built a web application for interactive recipe creation using Python Shiny and Claude API integration via Chatlas.</w:t>
+      </w:r>
+    </w:p>
+    <w:p>
+      <w:pPr>
+        <w:pStyle w:val="Compact"/>
+        <w:numPr>
+          <w:ilvl w:val="0"/>
+          <w:numId w:val="1013"/>
+        </w:numPr>
+      </w:pPr>
+      <w:r>
+        <w:t xml:space="preserve">Features markdown output for easy recipe sharing and distribution.</w:t>
+      </w:r>
+    </w:p>
+    <w:p>
+      <w:pPr>
+        <w:pStyle w:val="Compact"/>
+        <w:numPr>
+          <w:ilvl w:val="0"/>
+          <w:numId w:val="1013"/>
+        </w:numPr>
+      </w:pPr>
+      <w:hyperlink r:id="rId39">
+        <w:r>
+          <w:rPr>
+            <w:rStyle w:val="Hyperlink"/>
+          </w:rPr>
+          <w:t xml:space="preserve">GitHub</w:t>
+        </w:r>
+      </w:hyperlink>
+    </w:p>
+    <w:bookmarkEnd w:id="40"/>
+    <w:bookmarkStart w:id="42" w:name="petanque-liga"/>
+    <w:p>
+      <w:pPr>
+        <w:pStyle w:val="Heading3"/>
+      </w:pPr>
+      <w:r>
         <w:t xml:space="preserve">Petanque Liga</w:t>
       </w:r>
     </w:p>
@@ -1112,7 +1163,7 @@
         <w:pStyle w:val="Compact"/>
         <w:numPr>
           <w:ilvl w:val="0"/>
-          <w:numId w:val="1013"/>
+          <w:numId w:val="1014"/>
         </w:numPr>
       </w:pPr>
       <w:r>
@@ -1121,7 +1172,7 @@
       <w:r>
         <w:t xml:space="preserve"> </w:t>
       </w:r>
-      <w:hyperlink r:id="rId39">
+      <w:hyperlink r:id="rId41">
         <w:r>
           <w:rPr>
             <w:rStyle w:val="Hyperlink"/>
@@ -1141,15 +1192,15 @@
         <w:pStyle w:val="Compact"/>
         <w:numPr>
           <w:ilvl w:val="0"/>
-          <w:numId w:val="1013"/>
+          <w:numId w:val="1014"/>
         </w:numPr>
       </w:pPr>
       <w:r>
         <w:t xml:space="preserve">Backend powered by Google Sheets for multi-device data entry.</w:t>
       </w:r>
     </w:p>
-    <w:bookmarkEnd w:id="40"/>
-    <w:bookmarkStart w:id="42" w:name="imagestoascii.jl"/>
+    <w:bookmarkEnd w:id="42"/>
+    <w:bookmarkStart w:id="44" w:name="imagestoascii.jl"/>
     <w:p>
       <w:pPr>
         <w:pStyle w:val="Heading3"/>
@@ -1163,7 +1214,7 @@
         <w:pStyle w:val="Compact"/>
         <w:numPr>
           <w:ilvl w:val="0"/>
-          <w:numId w:val="1014"/>
+          <w:numId w:val="1015"/>
         </w:numPr>
       </w:pPr>
       <w:r>
@@ -1172,7 +1223,7 @@
       <w:r>
         <w:t xml:space="preserve"> </w:t>
       </w:r>
-      <w:hyperlink r:id="rId41">
+      <w:hyperlink r:id="rId43">
         <w:r>
           <w:rPr>
             <w:rStyle w:val="Hyperlink"/>
@@ -1187,9 +1238,9 @@
         <w:t xml:space="preserve">for converting images to ASCII art, exploring matrix operations and image processing.</w:t>
       </w:r>
     </w:p>
-    <w:bookmarkEnd w:id="42"/>
-    <w:bookmarkEnd w:id="43"/>
-    <w:bookmarkStart w:id="46" w:name="positions-of-responsibility"/>
+    <w:bookmarkEnd w:id="44"/>
+    <w:bookmarkEnd w:id="45"/>
+    <w:bookmarkStart w:id="48" w:name="positions-of-responsibility"/>
     <w:p>
       <w:pPr>
         <w:pStyle w:val="Heading2"/>
@@ -1198,7 +1249,7 @@
         <w:t xml:space="preserve">Positions of Responsibility</w:t>
       </w:r>
     </w:p>
-    <w:bookmarkStart w:id="44" w:name="vote-counter---unido"/>
+    <w:bookmarkStart w:id="46" w:name="vote-counter---unido"/>
     <w:p>
       <w:pPr>
         <w:pStyle w:val="Heading3"/>
@@ -1215,8 +1266,8 @@
         <w:t xml:space="preserve">Authorized by the Western countries group to serve as vote counter in the Secretary-General Election of the United Nations Industrial Development Organization.</w:t>
       </w:r>
     </w:p>
-    <w:bookmarkEnd w:id="44"/>
-    <w:bookmarkStart w:id="45" w:name="Xf5aad0f75dc28d79763c110909b0d55c890d1d5"/>
+    <w:bookmarkEnd w:id="46"/>
+    <w:bookmarkStart w:id="47" w:name="Xf5aad0f75dc28d79763c110909b0d55c890d1d5"/>
     <w:p>
       <w:pPr>
         <w:pStyle w:val="Heading3"/>
@@ -1233,8 +1284,8 @@
         <w:t xml:space="preserve">Served on the board contributing to strategic planning and student activities.</w:t>
       </w:r>
     </w:p>
-    <w:bookmarkEnd w:id="45"/>
-    <w:bookmarkEnd w:id="46"/>
+    <w:bookmarkEnd w:id="47"/>
+    <w:bookmarkEnd w:id="48"/>
     <w:sectPr>
       <w:footnotePr>
         <w:numRestart w:val="eachSect"/>
@@ -1491,6 +1542,9 @@
     <w:abstractNumId w:val="991"/>
   </w:num>
   <w:num w:numId="1014">
+    <w:abstractNumId w:val="991"/>
+  </w:num>
+  <w:num w:numId="1015">
     <w:abstractNumId w:val="991"/>
   </w:num>
 </w:numbering>

--- a/cv.docx
+++ b/cv.docx
@@ -187,7 +187,7 @@
         <w:t xml:space="preserve"> </w:t>
       </w:r>
       <w:r>
-        <w:t xml:space="preserve">Applying tabular foundation models (TabPFN) to the detection of fraud patterns in high-dimensional transaction data.</w:t>
+        <w:t xml:space="preserve">Applying tabular foundation models to the detection of fraud patterns in high-dimensional transaction data.</w:t>
       </w:r>
     </w:p>
     <w:bookmarkEnd w:id="14"/>

--- a/cv.docx
+++ b/cv.docx
@@ -92,7 +92,7 @@
       </w:hyperlink>
     </w:p>
     <w:bookmarkEnd w:id="12"/>
-    <w:bookmarkStart w:id="19" w:name="education"/>
+    <w:bookmarkStart w:id="20" w:name="education"/>
     <w:p>
       <w:pPr>
         <w:pStyle w:val="Heading2"/>
@@ -101,7 +101,7 @@
         <w:t xml:space="preserve">Education</w:t>
       </w:r>
     </w:p>
-    <w:bookmarkStart w:id="14" w:name="masters-program-in-data-science"/>
+    <w:bookmarkStart w:id="15" w:name="masters-program-in-data-science"/>
     <w:p>
       <w:pPr>
         <w:pStyle w:val="Heading3"/>
@@ -187,11 +187,25 @@
         <w:t xml:space="preserve"> </w:t>
       </w:r>
       <w:r>
-        <w:t xml:space="preserve">Applying tabular foundation models to the detection of fraud patterns in high-dimensional transaction data.</w:t>
-      </w:r>
-    </w:p>
-    <w:bookmarkEnd w:id="14"/>
-    <w:bookmarkStart w:id="16" w:name="masters-program-in-economics"/>
+        <w:t xml:space="preserve">Applying tabular foundation models to the detection of fraud patterns in high-dimensional transaction data. Work in progress;</w:t>
+      </w:r>
+      <w:r>
+        <w:t xml:space="preserve"> </w:t>
+      </w:r>
+      <w:hyperlink r:id="rId14">
+        <w:r>
+          <w:rPr>
+            <w:rStyle w:val="Hyperlink"/>
+          </w:rPr>
+          <w:t xml:space="preserve">current draft</w:t>
+        </w:r>
+      </w:hyperlink>
+      <w:r>
+        <w:t xml:space="preserve">.</w:t>
+      </w:r>
+    </w:p>
+    <w:bookmarkEnd w:id="15"/>
+    <w:bookmarkStart w:id="17" w:name="masters-program-in-economics"/>
     <w:p>
       <w:pPr>
         <w:pStyle w:val="Heading3"/>
@@ -273,7 +287,7 @@
           <w:numId w:val="1002"/>
         </w:numPr>
       </w:pPr>
-      <w:hyperlink r:id="rId15">
+      <w:hyperlink r:id="rId16">
         <w:r>
           <w:rPr>
             <w:rStyle w:val="Hyperlink"/>
@@ -290,8 +304,8 @@
         <w:t xml:space="preserve">Impact of Policy Shocks in the EU Emissions Trading System on Finland.</w:t>
       </w:r>
     </w:p>
-    <w:bookmarkEnd w:id="16"/>
-    <w:bookmarkStart w:id="17" w:name="exchange-program"/>
+    <w:bookmarkEnd w:id="17"/>
+    <w:bookmarkStart w:id="18" w:name="exchange-program"/>
     <w:p>
       <w:pPr>
         <w:pStyle w:val="Heading3"/>
@@ -324,8 +338,8 @@
         <w:t xml:space="preserve">Studied Chinese language, politics, and economics, with focus on East Asian economic development.</w:t>
       </w:r>
     </w:p>
-    <w:bookmarkEnd w:id="17"/>
-    <w:bookmarkStart w:id="18" w:name="language-course"/>
+    <w:bookmarkEnd w:id="18"/>
+    <w:bookmarkStart w:id="19" w:name="language-course"/>
     <w:p>
       <w:pPr>
         <w:pStyle w:val="Heading3"/>
@@ -358,9 +372,9 @@
         <w:t xml:space="preserve">Intensive German language studies.</w:t>
       </w:r>
     </w:p>
-    <w:bookmarkEnd w:id="18"/>
     <w:bookmarkEnd w:id="19"/>
-    <w:bookmarkStart w:id="20" w:name="technical-skills"/>
+    <w:bookmarkEnd w:id="20"/>
+    <w:bookmarkStart w:id="21" w:name="technical-skills"/>
     <w:p>
       <w:pPr>
         <w:pStyle w:val="Heading2"/>
@@ -438,8 +452,8 @@
         <w:br/>
       </w:r>
     </w:p>
-    <w:bookmarkEnd w:id="20"/>
-    <w:bookmarkStart w:id="21" w:name="certifications"/>
+    <w:bookmarkEnd w:id="21"/>
+    <w:bookmarkStart w:id="22" w:name="certifications"/>
     <w:p>
       <w:pPr>
         <w:pStyle w:val="Heading2"/>
@@ -536,8 +550,8 @@
         <w:t xml:space="preserve">Data Scientist with R</w:t>
       </w:r>
     </w:p>
-    <w:bookmarkEnd w:id="21"/>
-    <w:bookmarkStart w:id="32" w:name="work-experience"/>
+    <w:bookmarkEnd w:id="22"/>
+    <w:bookmarkStart w:id="33" w:name="work-experience"/>
     <w:p>
       <w:pPr>
         <w:pStyle w:val="Heading2"/>
@@ -546,7 +560,7 @@
         <w:t xml:space="preserve">Work Experience</w:t>
       </w:r>
     </w:p>
-    <w:bookmarkStart w:id="22" w:name="senior-analytics-engineer"/>
+    <w:bookmarkStart w:id="23" w:name="senior-analytics-engineer"/>
     <w:p>
       <w:pPr>
         <w:pStyle w:val="Heading3"/>
@@ -611,8 +625,8 @@
         <w:t xml:space="preserve">Maintain an internal R package for data analysis and visualization, significantly improving team productivity.</w:t>
       </w:r>
     </w:p>
-    <w:bookmarkEnd w:id="22"/>
-    <w:bookmarkStart w:id="23" w:name="data-analyst"/>
+    <w:bookmarkEnd w:id="23"/>
+    <w:bookmarkStart w:id="24" w:name="data-analyst"/>
     <w:p>
       <w:pPr>
         <w:pStyle w:val="Heading3"/>
@@ -665,8 +679,8 @@
         <w:t xml:space="preserve">Developed internal R packages, Shiny apps, and automated reports. Established a Data &amp; Analytics community within the department.</w:t>
       </w:r>
     </w:p>
-    <w:bookmarkEnd w:id="23"/>
-    <w:bookmarkStart w:id="27" w:name="data-analyst-1"/>
+    <w:bookmarkEnd w:id="24"/>
+    <w:bookmarkStart w:id="28" w:name="data-analyst-1"/>
     <w:p>
       <w:pPr>
         <w:pStyle w:val="Heading3"/>
@@ -709,7 +723,7 @@
       <w:r>
         <w:t xml:space="preserve"> </w:t>
       </w:r>
-      <w:hyperlink r:id="rId24">
+      <w:hyperlink r:id="rId25">
         <w:r>
           <w:rPr>
             <w:rStyle w:val="Hyperlink"/>
@@ -726,7 +740,7 @@
       <w:r>
         <w:t xml:space="preserve"> </w:t>
       </w:r>
-      <w:hyperlink r:id="rId25">
+      <w:hyperlink r:id="rId26">
         <w:r>
           <w:rPr>
             <w:rStyle w:val="Hyperlink"/>
@@ -755,7 +769,7 @@
       <w:r>
         <w:t xml:space="preserve"> </w:t>
       </w:r>
-      <w:hyperlink r:id="rId26">
+      <w:hyperlink r:id="rId27">
         <w:r>
           <w:rPr>
             <w:rStyle w:val="Hyperlink"/>
@@ -770,8 +784,8 @@
         <w:t xml:space="preserve">for interactive data visualization.</w:t>
       </w:r>
     </w:p>
-    <w:bookmarkEnd w:id="27"/>
-    <w:bookmarkStart w:id="28" w:name="research-assistant"/>
+    <w:bookmarkEnd w:id="28"/>
+    <w:bookmarkStart w:id="29" w:name="research-assistant"/>
     <w:p>
       <w:pPr>
         <w:pStyle w:val="Heading3"/>
@@ -812,8 +826,8 @@
         <w:t xml:space="preserve">Supported research projects with data preparation, analysis, and visualization tasks.</w:t>
       </w:r>
     </w:p>
-    <w:bookmarkEnd w:id="28"/>
-    <w:bookmarkStart w:id="30" w:name="project-worker"/>
+    <w:bookmarkEnd w:id="29"/>
+    <w:bookmarkStart w:id="31" w:name="project-worker"/>
     <w:p>
       <w:pPr>
         <w:pStyle w:val="Heading3"/>
@@ -868,7 +882,7 @@
       <w:r>
         <w:t xml:space="preserve"> </w:t>
       </w:r>
-      <w:hyperlink r:id="rId29">
+      <w:hyperlink r:id="rId30">
         <w:r>
           <w:rPr>
             <w:rStyle w:val="Hyperlink"/>
@@ -880,8 +894,8 @@
         <w:t xml:space="preserve">.</w:t>
       </w:r>
     </w:p>
-    <w:bookmarkEnd w:id="30"/>
-    <w:bookmarkStart w:id="31" w:name="intern"/>
+    <w:bookmarkEnd w:id="31"/>
+    <w:bookmarkStart w:id="32" w:name="intern"/>
     <w:p>
       <w:pPr>
         <w:pStyle w:val="Heading3"/>
@@ -934,9 +948,9 @@
         <w:t xml:space="preserve">Attended and reported on meetings with UN organizations and local politicians.</w:t>
       </w:r>
     </w:p>
-    <w:bookmarkEnd w:id="31"/>
     <w:bookmarkEnd w:id="32"/>
-    <w:bookmarkStart w:id="45" w:name="projects"/>
+    <w:bookmarkEnd w:id="33"/>
+    <w:bookmarkStart w:id="46" w:name="projects"/>
     <w:p>
       <w:pPr>
         <w:pStyle w:val="Heading2"/>
@@ -945,7 +959,7 @@
         <w:t xml:space="preserve">Projects</w:t>
       </w:r>
     </w:p>
-    <w:bookmarkStart w:id="34" w:name="cuplyr---gpu-accelerated-dplyr"/>
+    <w:bookmarkStart w:id="35" w:name="cuplyr---gpu-accelerated-dplyr"/>
     <w:p>
       <w:pPr>
         <w:pStyle w:val="Heading3"/>
@@ -986,7 +1000,7 @@
           <w:numId w:val="1010"/>
         </w:numPr>
       </w:pPr>
-      <w:hyperlink r:id="rId33">
+      <w:hyperlink r:id="rId34">
         <w:r>
           <w:rPr>
             <w:rStyle w:val="Hyperlink"/>
@@ -995,8 +1009,8 @@
         </w:r>
       </w:hyperlink>
     </w:p>
-    <w:bookmarkEnd w:id="34"/>
-    <w:bookmarkStart w:id="36" w:name="Xce7407f00cdfa950c54ce583e1121f88fc6ee21"/>
+    <w:bookmarkEnd w:id="35"/>
+    <w:bookmarkStart w:id="37" w:name="Xce7407f00cdfa950c54ce583e1121f88fc6ee21"/>
     <w:p>
       <w:pPr>
         <w:pStyle w:val="Heading3"/>
@@ -1037,7 +1051,7 @@
           <w:numId w:val="1011"/>
         </w:numPr>
       </w:pPr>
-      <w:hyperlink r:id="rId35">
+      <w:hyperlink r:id="rId36">
         <w:r>
           <w:rPr>
             <w:rStyle w:val="Hyperlink"/>
@@ -1046,8 +1060,8 @@
         </w:r>
       </w:hyperlink>
     </w:p>
-    <w:bookmarkEnd w:id="36"/>
-    <w:bookmarkStart w:id="38" w:name="digitraffic---finntraffic-api-client"/>
+    <w:bookmarkEnd w:id="37"/>
+    <w:bookmarkStart w:id="39" w:name="digitraffic---finntraffic-api-client"/>
     <w:p>
       <w:pPr>
         <w:pStyle w:val="Heading3"/>
@@ -1088,7 +1102,7 @@
           <w:numId w:val="1012"/>
         </w:numPr>
       </w:pPr>
-      <w:hyperlink r:id="rId37">
+      <w:hyperlink r:id="rId38">
         <w:r>
           <w:rPr>
             <w:rStyle w:val="Hyperlink"/>
@@ -1097,8 +1111,8 @@
         </w:r>
       </w:hyperlink>
     </w:p>
-    <w:bookmarkEnd w:id="38"/>
-    <w:bookmarkStart w:id="40" w:name="reseptor---ai-recipe-assistant"/>
+    <w:bookmarkEnd w:id="39"/>
+    <w:bookmarkStart w:id="41" w:name="reseptor---ai-recipe-assistant"/>
     <w:p>
       <w:pPr>
         <w:pStyle w:val="Heading3"/>
@@ -1139,7 +1153,7 @@
           <w:numId w:val="1013"/>
         </w:numPr>
       </w:pPr>
-      <w:hyperlink r:id="rId39">
+      <w:hyperlink r:id="rId40">
         <w:r>
           <w:rPr>
             <w:rStyle w:val="Hyperlink"/>
@@ -1148,8 +1162,8 @@
         </w:r>
       </w:hyperlink>
     </w:p>
-    <w:bookmarkEnd w:id="40"/>
-    <w:bookmarkStart w:id="42" w:name="petanque-liga"/>
+    <w:bookmarkEnd w:id="41"/>
+    <w:bookmarkStart w:id="43" w:name="petanque-liga"/>
     <w:p>
       <w:pPr>
         <w:pStyle w:val="Heading3"/>
@@ -1172,7 +1186,7 @@
       <w:r>
         <w:t xml:space="preserve"> </w:t>
       </w:r>
-      <w:hyperlink r:id="rId41">
+      <w:hyperlink r:id="rId42">
         <w:r>
           <w:rPr>
             <w:rStyle w:val="Hyperlink"/>
@@ -1199,8 +1213,8 @@
         <w:t xml:space="preserve">Backend powered by Google Sheets for multi-device data entry.</w:t>
       </w:r>
     </w:p>
-    <w:bookmarkEnd w:id="42"/>
-    <w:bookmarkStart w:id="44" w:name="imagestoascii.jl"/>
+    <w:bookmarkEnd w:id="43"/>
+    <w:bookmarkStart w:id="45" w:name="imagestoascii.jl"/>
     <w:p>
       <w:pPr>
         <w:pStyle w:val="Heading3"/>
@@ -1223,7 +1237,7 @@
       <w:r>
         <w:t xml:space="preserve"> </w:t>
       </w:r>
-      <w:hyperlink r:id="rId43">
+      <w:hyperlink r:id="rId44">
         <w:r>
           <w:rPr>
             <w:rStyle w:val="Hyperlink"/>
@@ -1238,9 +1252,9 @@
         <w:t xml:space="preserve">for converting images to ASCII art, exploring matrix operations and image processing.</w:t>
       </w:r>
     </w:p>
-    <w:bookmarkEnd w:id="44"/>
     <w:bookmarkEnd w:id="45"/>
-    <w:bookmarkStart w:id="48" w:name="positions-of-responsibility"/>
+    <w:bookmarkEnd w:id="46"/>
+    <w:bookmarkStart w:id="49" w:name="positions-of-responsibility"/>
     <w:p>
       <w:pPr>
         <w:pStyle w:val="Heading2"/>
@@ -1249,7 +1263,7 @@
         <w:t xml:space="preserve">Positions of Responsibility</w:t>
       </w:r>
     </w:p>
-    <w:bookmarkStart w:id="46" w:name="vote-counter---unido"/>
+    <w:bookmarkStart w:id="47" w:name="vote-counter---unido"/>
     <w:p>
       <w:pPr>
         <w:pStyle w:val="Heading3"/>
@@ -1266,8 +1280,8 @@
         <w:t xml:space="preserve">Authorized by the Western countries group to serve as vote counter in the Secretary-General Election of the United Nations Industrial Development Organization.</w:t>
       </w:r>
     </w:p>
-    <w:bookmarkEnd w:id="46"/>
-    <w:bookmarkStart w:id="47" w:name="Xf5aad0f75dc28d79763c110909b0d55c890d1d5"/>
+    <w:bookmarkEnd w:id="47"/>
+    <w:bookmarkStart w:id="48" w:name="Xf5aad0f75dc28d79763c110909b0d55c890d1d5"/>
     <w:p>
       <w:pPr>
         <w:pStyle w:val="Heading3"/>
@@ -1284,8 +1298,8 @@
         <w:t xml:space="preserve">Served on the board contributing to strategic planning and student activities.</w:t>
       </w:r>
     </w:p>
-    <w:bookmarkEnd w:id="47"/>
     <w:bookmarkEnd w:id="48"/>
+    <w:bookmarkEnd w:id="49"/>
     <w:sectPr>
       <w:footnotePr>
         <w:numRestart w:val="eachSect"/>
